--- a/business/documentacao/requisitos-produto.docx
+++ b/business/documentacao/requisitos-produto.docx
@@ -518,7 +518,7 @@
         </w:trPr>
         <w:tc>
           <w:tcPr>
-            <w:tcW w:type="dxa" w:w="2150"/>
+            <w:tcW w:type="dxa" w:w="2149"/>
             <w:shd w:val="clear" w:color="auto" w:fill="E8EEF6"/>
           </w:tcPr>
           <w:p>
@@ -554,7 +554,7 @@
         </w:tc>
         <w:tc>
           <w:tcPr>
-            <w:tcW w:type="dxa" w:w="5551"/>
+            <w:tcW w:type="dxa" w:w="5552"/>
             <w:shd w:val="clear" w:color="auto" w:fill="E8EEF6"/>
           </w:tcPr>
           <w:p>
@@ -574,7 +574,7 @@
       <w:tr>
         <w:tc>
           <w:tcPr>
-            <w:tcW w:type="dxa" w:w="2150"/>
+            <w:tcW w:type="dxa" w:w="2149"/>
           </w:tcPr>
           <w:p>
             <w:pPr>
@@ -607,7 +607,7 @@
         </w:tc>
         <w:tc>
           <w:tcPr>
-            <w:tcW w:type="dxa" w:w="5551"/>
+            <w:tcW w:type="dxa" w:w="5552"/>
           </w:tcPr>
           <w:p>
             <w:pPr>
